--- a/Rapid Cortex Internal Docs/Hiring Documents/Draft_NexCortIQ_NDA_Confidentiality_Agreement.docx
+++ b/Rapid Cortex Internal Docs/Hiring Documents/Draft_NexCortIQ_NDA_Confidentiality_Agreement.docx
@@ -172,7 +172,13 @@
               <w:rPr>
                 <w:color w:val="0D1B2A"/>
               </w:rPr>
-              <w:t>Apps on Demand LLC, a Wyoming limited liability company, doing business as NexCort iQ</w:t>
+              <w:t xml:space="preserve">Apps on Demand LLC, a Wyoming </w:t>
+            </w:r>
+            <w:r>
+              <w:rPr>
+                <w:color w:val="0D1B2A"/>
+              </w:rPr>
+              <w:t>Limited Liability Company</w:t>
             </w:r>
           </w:p>
         </w:tc>
@@ -224,16 +230,7 @@
               <w:right w:w="160" w:type="dxa"/>
             </w:tcMar>
           </w:tcPr>
-          <w:p>
-            <w:r>
-              <w:rPr>
-                <w:i/>
-                <w:iCs/>
-                <w:color w:val="C0392B"/>
-              </w:rPr>
-              <w:t>[FULL LEGAL NAME]</w:t>
-            </w:r>
-          </w:p>
+          <w:p/>
         </w:tc>
       </w:tr>
       <w:tr>
@@ -290,7 +287,7 @@
                 <w:iCs/>
                 <w:color w:val="C0392B"/>
               </w:rPr>
-              <w:t>[JOB TITLE / ENGAGEMENT TYPE]</w:t>
+              <w:t>Sales Contractor</w:t>
             </w:r>
           </w:p>
         </w:tc>
@@ -342,16 +339,7 @@
               <w:right w:w="160" w:type="dxa"/>
             </w:tcMar>
           </w:tcPr>
-          <w:p>
-            <w:r>
-              <w:rPr>
-                <w:i/>
-                <w:iCs/>
-                <w:color w:val="C0392B"/>
-              </w:rPr>
-              <w:t>[DATE OF EXECUTION]</w:t>
-            </w:r>
-          </w:p>
+          <w:p/>
         </w:tc>
       </w:tr>
       <w:tr>
@@ -424,7 +412,39 @@
                 <w:iCs/>
                 <w:color w:val="C0392B"/>
               </w:rPr>
-              <w:t>C-NDA-XXXX]</w:t>
+              <w:t>C-NDA-</w:t>
+            </w:r>
+            <w:r>
+              <w:rPr>
+                <w:i/>
+                <w:iCs/>
+                <w:color w:val="C0392B"/>
+              </w:rPr>
+              <w:t>last 4 SSN</w:t>
+            </w:r>
+            <w:r>
+              <w:rPr>
+                <w:i/>
+                <w:iCs/>
+                <w:color w:val="C0392B"/>
+              </w:rPr>
+              <w:t>]</w:t>
+            </w:r>
+            <w:r>
+              <w:rPr>
+                <w:i/>
+                <w:iCs/>
+                <w:color w:val="C0392B"/>
+              </w:rPr>
+              <w:t xml:space="preserve"> NC-NDA</w:t>
+            </w:r>
+            <w:r>
+              <w:rPr>
+                <w:i/>
+                <w:iCs/>
+                <w:color w:val="C0392B"/>
+              </w:rPr>
+              <w:t xml:space="preserve"> - </w:t>
             </w:r>
           </w:p>
         </w:tc>
@@ -496,7 +516,7 @@
         <w:rPr>
           <w:color w:val="0D1B2A"/>
         </w:rPr>
-        <w:t>WHEREAS, Apps on Demand LLC, doing business as NexCort iQ ("Company") is a technology company engaged in the development, deployment, and operation of artificial intelligence-powered public safety intelligence platforms, emergency communications support tools, real-time dispatch analytics systems, and related technologies for law enforcement, 911 dispatch centers, fire rescue, EMS, and emergency management agencies;</w:t>
+        <w:t>WHEREAS, Apps on Demand LLC, ("Company") is a technology company engaged in the development, deployment, and operation of artificial intelligence-powered public safety intelligence platforms, emergency communications support tools, real-time dispatch analytics systems, and related technologies for law enforcement, 911 dispatch centers, fire rescue, EMS, and emergency management agencies;</w:t>
       </w:r>
     </w:p>
     <w:p>
@@ -564,6 +584,7 @@
       <w:pPr>
         <w:spacing w:before="200" w:after="60"/>
       </w:pPr>
+      <w:proofErr w:type="gramStart"/>
       <w:r>
         <w:rPr>
           <w:b/>
@@ -578,7 +599,16 @@
           <w:bCs/>
           <w:color w:val="0D1B2A"/>
         </w:rPr>
-        <w:t>"Company"</w:t>
+        <w:t>"</w:t>
+      </w:r>
+      <w:proofErr w:type="gramEnd"/>
+      <w:r>
+        <w:rPr>
+          <w:b/>
+          <w:bCs/>
+          <w:color w:val="0D1B2A"/>
+        </w:rPr>
+        <w:t>Company"</w:t>
       </w:r>
     </w:p>
     <w:p>
@@ -590,13 +620,14 @@
         <w:rPr>
           <w:color w:val="0D1B2A"/>
         </w:rPr>
-        <w:t>Apps on Demand LLC, a Wyoming limited liability company, doing business as NexCort iQ, including its officers, directors, managers, members, employees, contractors, agents, affiliates, subsidiaries, successors, and assigns.</w:t>
+        <w:t>Apps on Demand LLC, a Wyoming limited liability company, including its officers, directors, managers, members, employees, contractors, agents, affiliates, subsidiaries, successors, and assigns.</w:t>
       </w:r>
     </w:p>
     <w:p>
       <w:pPr>
         <w:spacing w:before="200" w:after="60"/>
       </w:pPr>
+      <w:proofErr w:type="gramStart"/>
       <w:r>
         <w:rPr>
           <w:b/>
@@ -611,7 +642,16 @@
           <w:bCs/>
           <w:color w:val="0D1B2A"/>
         </w:rPr>
-        <w:t>"Individual"</w:t>
+        <w:t>"</w:t>
+      </w:r>
+      <w:proofErr w:type="gramEnd"/>
+      <w:r>
+        <w:rPr>
+          <w:b/>
+          <w:bCs/>
+          <w:color w:val="0D1B2A"/>
+        </w:rPr>
+        <w:t>Individual"</w:t>
       </w:r>
     </w:p>
     <w:p>
@@ -630,6 +670,7 @@
       <w:pPr>
         <w:spacing w:before="200" w:after="60"/>
       </w:pPr>
+      <w:proofErr w:type="gramStart"/>
       <w:r>
         <w:rPr>
           <w:b/>
@@ -644,7 +685,16 @@
           <w:bCs/>
           <w:color w:val="0D1B2A"/>
         </w:rPr>
-        <w:t>"Confidential Information"</w:t>
+        <w:t>"</w:t>
+      </w:r>
+      <w:proofErr w:type="gramEnd"/>
+      <w:r>
+        <w:rPr>
+          <w:b/>
+          <w:bCs/>
+          <w:color w:val="0D1B2A"/>
+        </w:rPr>
+        <w:t>Confidential Information"</w:t>
       </w:r>
     </w:p>
     <w:p>
@@ -693,7 +743,35 @@
         <w:rPr>
           <w:color w:val="0D1B2A"/>
         </w:rPr>
-        <w:t>Platform and Product Information: Features, capabilities, roadmap, unreleased features, AI model training data and configurations, integration patterns, CAD integration specifications, dispatch workflow designs, product specifications, UI/UX designs, and any prototype or pre-release materials relating to the NexCort iQ platform or any component thereof;</w:t>
+        <w:t xml:space="preserve">Platform and Product Information: Features, capabilities, roadmap, unreleased features, AI model training data and configurations, integration patterns, CAD integration specifications, dispatch workflow designs, product specifications, UI/UX designs, and any prototype or pre-release materials relating to the </w:t>
+      </w:r>
+      <w:proofErr w:type="spellStart"/>
+      <w:r>
+        <w:rPr>
+          <w:color w:val="0D1B2A"/>
+        </w:rPr>
+        <w:t>NexCort</w:t>
+      </w:r>
+      <w:proofErr w:type="spellEnd"/>
+      <w:r>
+        <w:rPr>
+          <w:color w:val="0D1B2A"/>
+        </w:rPr>
+        <w:t xml:space="preserve"> </w:t>
+      </w:r>
+      <w:proofErr w:type="spellStart"/>
+      <w:r>
+        <w:rPr>
+          <w:color w:val="0D1B2A"/>
+        </w:rPr>
+        <w:t>iQ</w:t>
+      </w:r>
+      <w:proofErr w:type="spellEnd"/>
+      <w:r>
+        <w:rPr>
+          <w:color w:val="0D1B2A"/>
+        </w:rPr>
+        <w:t xml:space="preserve"> platform or any component thereof;</w:t>
       </w:r>
     </w:p>
     <w:p>
@@ -802,6 +880,7 @@
       <w:pPr>
         <w:spacing w:before="200" w:after="60"/>
       </w:pPr>
+      <w:proofErr w:type="gramStart"/>
       <w:r>
         <w:rPr>
           <w:b/>
@@ -816,7 +895,16 @@
           <w:bCs/>
           <w:color w:val="0D1B2A"/>
         </w:rPr>
-        <w:t>"Permitted Purpose"</w:t>
+        <w:t>"</w:t>
+      </w:r>
+      <w:proofErr w:type="gramEnd"/>
+      <w:r>
+        <w:rPr>
+          <w:b/>
+          <w:bCs/>
+          <w:color w:val="0D1B2A"/>
+        </w:rPr>
+        <w:t>Permitted Purpose"</w:t>
       </w:r>
     </w:p>
     <w:p>
@@ -835,6 +923,7 @@
       <w:pPr>
         <w:spacing w:before="200" w:after="60"/>
       </w:pPr>
+      <w:proofErr w:type="gramStart"/>
       <w:r>
         <w:rPr>
           <w:b/>
@@ -849,7 +938,16 @@
           <w:bCs/>
           <w:color w:val="0D1B2A"/>
         </w:rPr>
-        <w:t>"Trade Secret"</w:t>
+        <w:t>"</w:t>
+      </w:r>
+      <w:proofErr w:type="gramEnd"/>
+      <w:r>
+        <w:rPr>
+          <w:b/>
+          <w:bCs/>
+          <w:color w:val="0D1B2A"/>
+        </w:rPr>
+        <w:t>Trade Secret"</w:t>
       </w:r>
     </w:p>
     <w:p>
@@ -868,6 +966,7 @@
       <w:pPr>
         <w:spacing w:before="200" w:after="60"/>
       </w:pPr>
+      <w:proofErr w:type="gramStart"/>
       <w:r>
         <w:rPr>
           <w:b/>
@@ -882,7 +981,16 @@
           <w:bCs/>
           <w:color w:val="0D1B2A"/>
         </w:rPr>
-        <w:t>"CJI" / "CJIS"</w:t>
+        <w:t>"</w:t>
+      </w:r>
+      <w:proofErr w:type="gramEnd"/>
+      <w:r>
+        <w:rPr>
+          <w:b/>
+          <w:bCs/>
+          <w:color w:val="0D1B2A"/>
+        </w:rPr>
+        <w:t>CJI" / "CJIS"</w:t>
       </w:r>
     </w:p>
     <w:p>
@@ -914,6 +1022,7 @@
       <w:pPr>
         <w:spacing w:before="200" w:after="60"/>
       </w:pPr>
+      <w:proofErr w:type="gramStart"/>
       <w:r>
         <w:rPr>
           <w:b/>
@@ -928,7 +1037,16 @@
           <w:bCs/>
           <w:color w:val="0D1B2A"/>
         </w:rPr>
-        <w:t>Obligation of Confidentiality</w:t>
+        <w:t>Obligation</w:t>
+      </w:r>
+      <w:proofErr w:type="gramEnd"/>
+      <w:r>
+        <w:rPr>
+          <w:b/>
+          <w:bCs/>
+          <w:color w:val="0D1B2A"/>
+        </w:rPr>
+        <w:t xml:space="preserve"> of Confidentiality</w:t>
       </w:r>
     </w:p>
     <w:p>
@@ -947,6 +1065,7 @@
       <w:pPr>
         <w:spacing w:before="200" w:after="60"/>
       </w:pPr>
+      <w:proofErr w:type="gramStart"/>
       <w:r>
         <w:rPr>
           <w:b/>
@@ -961,7 +1080,16 @@
           <w:bCs/>
           <w:color w:val="0D1B2A"/>
         </w:rPr>
-        <w:t>Standard of Care</w:t>
+        <w:t>Standard</w:t>
+      </w:r>
+      <w:proofErr w:type="gramEnd"/>
+      <w:r>
+        <w:rPr>
+          <w:b/>
+          <w:bCs/>
+          <w:color w:val="0D1B2A"/>
+        </w:rPr>
+        <w:t xml:space="preserve"> of Care</w:t>
       </w:r>
     </w:p>
     <w:p>
@@ -987,6 +1115,7 @@
       <w:pPr>
         <w:spacing w:before="200" w:after="60"/>
       </w:pPr>
+      <w:proofErr w:type="gramStart"/>
       <w:r>
         <w:rPr>
           <w:b/>
@@ -1001,7 +1130,16 @@
           <w:bCs/>
           <w:color w:val="0D1B2A"/>
         </w:rPr>
-        <w:t>Permitted Use Only</w:t>
+        <w:t>Permitted</w:t>
+      </w:r>
+      <w:proofErr w:type="gramEnd"/>
+      <w:r>
+        <w:rPr>
+          <w:b/>
+          <w:bCs/>
+          <w:color w:val="0D1B2A"/>
+        </w:rPr>
+        <w:t xml:space="preserve"> Use Only</w:t>
       </w:r>
     </w:p>
     <w:p>
@@ -1020,6 +1158,7 @@
       <w:pPr>
         <w:spacing w:before="200" w:after="60"/>
       </w:pPr>
+      <w:proofErr w:type="gramStart"/>
       <w:r>
         <w:rPr>
           <w:b/>
@@ -1034,7 +1173,16 @@
           <w:bCs/>
           <w:color w:val="0D1B2A"/>
         </w:rPr>
-        <w:t>No Reverse Engineering</w:t>
+        <w:t>No</w:t>
+      </w:r>
+      <w:proofErr w:type="gramEnd"/>
+      <w:r>
+        <w:rPr>
+          <w:b/>
+          <w:bCs/>
+          <w:color w:val="0D1B2A"/>
+        </w:rPr>
+        <w:t xml:space="preserve"> Reverse Engineering</w:t>
       </w:r>
     </w:p>
     <w:p>
@@ -1053,6 +1201,7 @@
       <w:pPr>
         <w:spacing w:before="200" w:after="60"/>
       </w:pPr>
+      <w:proofErr w:type="gramStart"/>
       <w:r>
         <w:rPr>
           <w:b/>
@@ -1067,7 +1216,16 @@
           <w:bCs/>
           <w:color w:val="0D1B2A"/>
         </w:rPr>
-        <w:t>Device and Access Security</w:t>
+        <w:t>Device</w:t>
+      </w:r>
+      <w:proofErr w:type="gramEnd"/>
+      <w:r>
+        <w:rPr>
+          <w:b/>
+          <w:bCs/>
+          <w:color w:val="0D1B2A"/>
+        </w:rPr>
+        <w:t xml:space="preserve"> and Access Security</w:t>
       </w:r>
     </w:p>
     <w:p>
@@ -1166,6 +1324,7 @@
       <w:pPr>
         <w:spacing w:before="200" w:after="60"/>
       </w:pPr>
+      <w:proofErr w:type="gramStart"/>
       <w:r>
         <w:rPr>
           <w:b/>
@@ -1180,7 +1339,16 @@
           <w:bCs/>
           <w:color w:val="0D1B2A"/>
         </w:rPr>
-        <w:t>Communications Security</w:t>
+        <w:t>Communications</w:t>
+      </w:r>
+      <w:proofErr w:type="gramEnd"/>
+      <w:r>
+        <w:rPr>
+          <w:b/>
+          <w:bCs/>
+          <w:color w:val="0D1B2A"/>
+        </w:rPr>
+        <w:t xml:space="preserve"> Security</w:t>
       </w:r>
     </w:p>
     <w:p>
@@ -1340,6 +1508,7 @@
       <w:pPr>
         <w:spacing w:before="200" w:after="60"/>
       </w:pPr>
+      <w:proofErr w:type="gramStart"/>
       <w:r>
         <w:rPr>
           <w:b/>
@@ -1354,7 +1523,16 @@
           <w:bCs/>
           <w:color w:val="0D1B2A"/>
         </w:rPr>
-        <w:t>Legal Process</w:t>
+        <w:t>Legal</w:t>
+      </w:r>
+      <w:proofErr w:type="gramEnd"/>
+      <w:r>
+        <w:rPr>
+          <w:b/>
+          <w:bCs/>
+          <w:color w:val="0D1B2A"/>
+        </w:rPr>
+        <w:t xml:space="preserve"> Process</w:t>
       </w:r>
     </w:p>
     <w:p>
@@ -1437,6 +1615,7 @@
       <w:pPr>
         <w:spacing w:before="200" w:after="60"/>
       </w:pPr>
+      <w:proofErr w:type="gramStart"/>
       <w:r>
         <w:rPr>
           <w:b/>
@@ -1451,7 +1630,16 @@
           <w:bCs/>
           <w:color w:val="0D1B2A"/>
         </w:rPr>
-        <w:t>No Waiver</w:t>
+        <w:t>No</w:t>
+      </w:r>
+      <w:proofErr w:type="gramEnd"/>
+      <w:r>
+        <w:rPr>
+          <w:b/>
+          <w:bCs/>
+          <w:color w:val="0D1B2A"/>
+        </w:rPr>
+        <w:t xml:space="preserve"> Waiver</w:t>
       </w:r>
     </w:p>
     <w:p>
@@ -1483,6 +1671,7 @@
       <w:pPr>
         <w:spacing w:before="200" w:after="60"/>
       </w:pPr>
+      <w:proofErr w:type="gramStart"/>
       <w:r>
         <w:rPr>
           <w:b/>
@@ -1497,7 +1686,16 @@
           <w:bCs/>
           <w:color w:val="0D1B2A"/>
         </w:rPr>
-        <w:t>Work Made for Hire</w:t>
+        <w:t>Work</w:t>
+      </w:r>
+      <w:proofErr w:type="gramEnd"/>
+      <w:r>
+        <w:rPr>
+          <w:b/>
+          <w:bCs/>
+          <w:color w:val="0D1B2A"/>
+        </w:rPr>
+        <w:t xml:space="preserve"> Made for Hire</w:t>
       </w:r>
     </w:p>
     <w:p>
@@ -1516,6 +1714,7 @@
       <w:pPr>
         <w:spacing w:before="200" w:after="60"/>
       </w:pPr>
+      <w:proofErr w:type="gramStart"/>
       <w:r>
         <w:rPr>
           <w:b/>
@@ -1532,6 +1731,7 @@
         </w:rPr>
         <w:t>Assignment</w:t>
       </w:r>
+      <w:proofErr w:type="gramEnd"/>
     </w:p>
     <w:p>
       <w:pPr>
@@ -1549,6 +1749,7 @@
       <w:pPr>
         <w:spacing w:before="200" w:after="60"/>
       </w:pPr>
+      <w:proofErr w:type="gramStart"/>
       <w:r>
         <w:rPr>
           <w:b/>
@@ -1563,7 +1764,16 @@
           <w:bCs/>
           <w:color w:val="0D1B2A"/>
         </w:rPr>
-        <w:t>Further Assurances</w:t>
+        <w:t>Further</w:t>
+      </w:r>
+      <w:proofErr w:type="gramEnd"/>
+      <w:r>
+        <w:rPr>
+          <w:b/>
+          <w:bCs/>
+          <w:color w:val="0D1B2A"/>
+        </w:rPr>
+        <w:t xml:space="preserve"> Assurances</w:t>
       </w:r>
     </w:p>
     <w:p>
@@ -1582,6 +1792,7 @@
       <w:pPr>
         <w:spacing w:before="200" w:after="60"/>
       </w:pPr>
+      <w:proofErr w:type="gramStart"/>
       <w:r>
         <w:rPr>
           <w:b/>
@@ -1596,7 +1807,16 @@
           <w:bCs/>
           <w:color w:val="0D1B2A"/>
         </w:rPr>
-        <w:t>Pre-Existing IP</w:t>
+        <w:t>Pre</w:t>
+      </w:r>
+      <w:proofErr w:type="gramEnd"/>
+      <w:r>
+        <w:rPr>
+          <w:b/>
+          <w:bCs/>
+          <w:color w:val="0D1B2A"/>
+        </w:rPr>
+        <w:t>-Existing IP</w:t>
       </w:r>
     </w:p>
     <w:p>
@@ -1622,6 +1842,7 @@
       <w:pPr>
         <w:spacing w:before="200" w:after="60"/>
       </w:pPr>
+      <w:proofErr w:type="gramStart"/>
       <w:r>
         <w:rPr>
           <w:b/>
@@ -1636,7 +1857,16 @@
           <w:bCs/>
           <w:color w:val="0D1B2A"/>
         </w:rPr>
-        <w:t>No License Granted</w:t>
+        <w:t>No</w:t>
+      </w:r>
+      <w:proofErr w:type="gramEnd"/>
+      <w:r>
+        <w:rPr>
+          <w:b/>
+          <w:bCs/>
+          <w:color w:val="0D1B2A"/>
+        </w:rPr>
+        <w:t xml:space="preserve"> License Granted</w:t>
       </w:r>
     </w:p>
     <w:p>
@@ -1668,6 +1898,7 @@
       <w:pPr>
         <w:spacing w:before="200" w:after="60"/>
       </w:pPr>
+      <w:proofErr w:type="gramStart"/>
       <w:r>
         <w:rPr>
           <w:b/>
@@ -1682,7 +1913,16 @@
           <w:bCs/>
           <w:color w:val="0D1B2A"/>
         </w:rPr>
-        <w:t>Return Obligation</w:t>
+        <w:t>Return</w:t>
+      </w:r>
+      <w:proofErr w:type="gramEnd"/>
+      <w:r>
+        <w:rPr>
+          <w:b/>
+          <w:bCs/>
+          <w:color w:val="0D1B2A"/>
+        </w:rPr>
+        <w:t xml:space="preserve"> Obligation</w:t>
       </w:r>
     </w:p>
     <w:p>
@@ -1765,6 +2005,7 @@
       <w:pPr>
         <w:spacing w:before="200" w:after="60"/>
       </w:pPr>
+      <w:proofErr w:type="gramStart"/>
       <w:r>
         <w:rPr>
           <w:b/>
@@ -1779,7 +2020,16 @@
           <w:bCs/>
           <w:color w:val="0D1B2A"/>
         </w:rPr>
-        <w:t>Digital Access Termination</w:t>
+        <w:t>Digital</w:t>
+      </w:r>
+      <w:proofErr w:type="gramEnd"/>
+      <w:r>
+        <w:rPr>
+          <w:b/>
+          <w:bCs/>
+          <w:color w:val="0D1B2A"/>
+        </w:rPr>
+        <w:t xml:space="preserve"> Access Termination</w:t>
       </w:r>
     </w:p>
     <w:p>
@@ -1798,6 +2048,7 @@
       <w:pPr>
         <w:spacing w:before="200" w:after="60"/>
       </w:pPr>
+      <w:proofErr w:type="gramStart"/>
       <w:r>
         <w:rPr>
           <w:b/>
@@ -1812,7 +2063,16 @@
           <w:bCs/>
           <w:color w:val="0D1B2A"/>
         </w:rPr>
-        <w:t>Retention of Legal Copy</w:t>
+        <w:t>Retention</w:t>
+      </w:r>
+      <w:proofErr w:type="gramEnd"/>
+      <w:r>
+        <w:rPr>
+          <w:b/>
+          <w:bCs/>
+          <w:color w:val="0D1B2A"/>
+        </w:rPr>
+        <w:t xml:space="preserve"> of Legal Copy</w:t>
       </w:r>
     </w:p>
     <w:p>
@@ -1844,6 +2104,7 @@
       <w:pPr>
         <w:spacing w:before="200" w:after="60"/>
       </w:pPr>
+      <w:proofErr w:type="gramStart"/>
       <w:r>
         <w:rPr>
           <w:b/>
@@ -1858,7 +2119,16 @@
           <w:bCs/>
           <w:color w:val="0D1B2A"/>
         </w:rPr>
-        <w:t>Customer Non-Solicitation</w:t>
+        <w:t>Customer</w:t>
+      </w:r>
+      <w:proofErr w:type="gramEnd"/>
+      <w:r>
+        <w:rPr>
+          <w:b/>
+          <w:bCs/>
+          <w:color w:val="0D1B2A"/>
+        </w:rPr>
+        <w:t xml:space="preserve"> Non-Solicitation</w:t>
       </w:r>
     </w:p>
     <w:p>
@@ -1877,6 +2147,7 @@
       <w:pPr>
         <w:spacing w:before="200" w:after="60"/>
       </w:pPr>
+      <w:proofErr w:type="gramStart"/>
       <w:r>
         <w:rPr>
           <w:b/>
@@ -1891,7 +2162,16 @@
           <w:bCs/>
           <w:color w:val="0D1B2A"/>
         </w:rPr>
-        <w:t>Personnel Non-Solicitation</w:t>
+        <w:t>Personnel</w:t>
+      </w:r>
+      <w:proofErr w:type="gramEnd"/>
+      <w:r>
+        <w:rPr>
+          <w:b/>
+          <w:bCs/>
+          <w:color w:val="0D1B2A"/>
+        </w:rPr>
+        <w:t xml:space="preserve"> Non-Solicitation</w:t>
       </w:r>
     </w:p>
     <w:p>
@@ -1910,6 +2190,7 @@
       <w:pPr>
         <w:spacing w:before="200" w:after="60"/>
       </w:pPr>
+      <w:proofErr w:type="gramStart"/>
       <w:r>
         <w:rPr>
           <w:b/>
@@ -1927,6 +2208,7 @@
         </w:rPr>
         <w:t>Reasonableness</w:t>
       </w:r>
+      <w:proofErr w:type="gramEnd"/>
     </w:p>
     <w:p>
       <w:pPr>
@@ -1957,6 +2239,7 @@
       <w:pPr>
         <w:spacing w:before="200" w:after="60"/>
       </w:pPr>
+      <w:proofErr w:type="gramStart"/>
       <w:r>
         <w:rPr>
           <w:b/>
@@ -1971,7 +2254,16 @@
           <w:bCs/>
           <w:color w:val="0D1B2A"/>
         </w:rPr>
-        <w:t>CJI Acknowledgment</w:t>
+        <w:t>CJI</w:t>
+      </w:r>
+      <w:proofErr w:type="gramEnd"/>
+      <w:r>
+        <w:rPr>
+          <w:b/>
+          <w:bCs/>
+          <w:color w:val="0D1B2A"/>
+        </w:rPr>
+        <w:t xml:space="preserve"> Acknowledgment</w:t>
       </w:r>
     </w:p>
     <w:p>
@@ -1990,6 +2282,7 @@
       <w:pPr>
         <w:spacing w:before="200" w:after="60"/>
       </w:pPr>
+      <w:proofErr w:type="gramStart"/>
       <w:r>
         <w:rPr>
           <w:b/>
@@ -2004,7 +2297,16 @@
           <w:bCs/>
           <w:color w:val="0D1B2A"/>
         </w:rPr>
-        <w:t>CJIS Compliance</w:t>
+        <w:t>CJIS</w:t>
+      </w:r>
+      <w:proofErr w:type="gramEnd"/>
+      <w:r>
+        <w:rPr>
+          <w:b/>
+          <w:bCs/>
+          <w:color w:val="0D1B2A"/>
+        </w:rPr>
+        <w:t xml:space="preserve"> Compliance</w:t>
       </w:r>
     </w:p>
     <w:p>
@@ -2103,6 +2405,7 @@
       <w:pPr>
         <w:spacing w:before="200" w:after="60"/>
       </w:pPr>
+      <w:proofErr w:type="gramStart"/>
       <w:r>
         <w:rPr>
           <w:b/>
@@ -2117,7 +2420,16 @@
           <w:bCs/>
           <w:color w:val="0D1B2A"/>
         </w:rPr>
-        <w:t>Emergency Communications Data</w:t>
+        <w:t>Emergency</w:t>
+      </w:r>
+      <w:proofErr w:type="gramEnd"/>
+      <w:r>
+        <w:rPr>
+          <w:b/>
+          <w:bCs/>
+          <w:color w:val="0D1B2A"/>
+        </w:rPr>
+        <w:t xml:space="preserve"> Communications Data</w:t>
       </w:r>
     </w:p>
     <w:p>
@@ -2149,6 +2461,7 @@
       <w:pPr>
         <w:spacing w:before="200" w:after="60"/>
       </w:pPr>
+      <w:proofErr w:type="gramStart"/>
       <w:r>
         <w:rPr>
           <w:b/>
@@ -2163,7 +2476,16 @@
           <w:bCs/>
           <w:color w:val="0D1B2A"/>
         </w:rPr>
-        <w:t>Effective Date</w:t>
+        <w:t>Effective</w:t>
+      </w:r>
+      <w:proofErr w:type="gramEnd"/>
+      <w:r>
+        <w:rPr>
+          <w:b/>
+          <w:bCs/>
+          <w:color w:val="0D1B2A"/>
+        </w:rPr>
+        <w:t xml:space="preserve"> Date</w:t>
       </w:r>
     </w:p>
     <w:p>
@@ -2182,6 +2504,7 @@
       <w:pPr>
         <w:spacing w:before="200" w:after="60"/>
       </w:pPr>
+      <w:proofErr w:type="gramStart"/>
       <w:r>
         <w:rPr>
           <w:b/>
@@ -2196,7 +2519,16 @@
           <w:bCs/>
           <w:color w:val="0D1B2A"/>
         </w:rPr>
-        <w:t>Survival After Termination</w:t>
+        <w:t>Survival</w:t>
+      </w:r>
+      <w:proofErr w:type="gramEnd"/>
+      <w:r>
+        <w:rPr>
+          <w:b/>
+          <w:bCs/>
+          <w:color w:val="0D1B2A"/>
+        </w:rPr>
+        <w:t xml:space="preserve"> After Termination</w:t>
       </w:r>
     </w:p>
     <w:p>
@@ -2330,6 +2662,7 @@
       <w:pPr>
         <w:spacing w:before="200" w:after="60"/>
       </w:pPr>
+      <w:proofErr w:type="gramStart"/>
       <w:r>
         <w:rPr>
           <w:b/>
@@ -2344,7 +2677,16 @@
           <w:bCs/>
           <w:color w:val="0D1B2A"/>
         </w:rPr>
-        <w:t>Irreparable Harm</w:t>
+        <w:t>Irreparable</w:t>
+      </w:r>
+      <w:proofErr w:type="gramEnd"/>
+      <w:r>
+        <w:rPr>
+          <w:b/>
+          <w:bCs/>
+          <w:color w:val="0D1B2A"/>
+        </w:rPr>
+        <w:t xml:space="preserve"> Harm</w:t>
       </w:r>
     </w:p>
     <w:p>
@@ -2363,6 +2705,7 @@
       <w:pPr>
         <w:spacing w:before="200" w:after="60"/>
       </w:pPr>
+      <w:proofErr w:type="gramStart"/>
       <w:r>
         <w:rPr>
           <w:b/>
@@ -2377,7 +2720,16 @@
           <w:bCs/>
           <w:color w:val="0D1B2A"/>
         </w:rPr>
-        <w:t>Monetary Damages</w:t>
+        <w:t>Monetary</w:t>
+      </w:r>
+      <w:proofErr w:type="gramEnd"/>
+      <w:r>
+        <w:rPr>
+          <w:b/>
+          <w:bCs/>
+          <w:color w:val="0D1B2A"/>
+        </w:rPr>
+        <w:t xml:space="preserve"> Damages</w:t>
       </w:r>
     </w:p>
     <w:p>
@@ -2396,6 +2748,7 @@
       <w:pPr>
         <w:spacing w:before="200" w:after="60"/>
       </w:pPr>
+      <w:proofErr w:type="gramStart"/>
       <w:r>
         <w:rPr>
           <w:b/>
@@ -2410,7 +2763,16 @@
           <w:bCs/>
           <w:color w:val="0D1B2A"/>
         </w:rPr>
-        <w:t>Legal Fees</w:t>
+        <w:t>Legal</w:t>
+      </w:r>
+      <w:proofErr w:type="gramEnd"/>
+      <w:r>
+        <w:rPr>
+          <w:b/>
+          <w:bCs/>
+          <w:color w:val="0D1B2A"/>
+        </w:rPr>
+        <w:t xml:space="preserve"> Fees</w:t>
       </w:r>
     </w:p>
     <w:p>
@@ -2429,6 +2791,7 @@
       <w:pPr>
         <w:spacing w:before="200" w:after="60"/>
       </w:pPr>
+      <w:proofErr w:type="gramStart"/>
       <w:r>
         <w:rPr>
           <w:b/>
@@ -2443,7 +2806,16 @@
           <w:bCs/>
           <w:color w:val="0D1B2A"/>
         </w:rPr>
-        <w:t>Cumulative Remedies</w:t>
+        <w:t>Cumulative</w:t>
+      </w:r>
+      <w:proofErr w:type="gramEnd"/>
+      <w:r>
+        <w:rPr>
+          <w:b/>
+          <w:bCs/>
+          <w:color w:val="0D1B2A"/>
+        </w:rPr>
+        <w:t xml:space="preserve"> Remedies</w:t>
       </w:r>
     </w:p>
     <w:p>
@@ -2462,6 +2834,7 @@
       <w:pPr>
         <w:spacing w:before="200" w:after="60"/>
       </w:pPr>
+      <w:proofErr w:type="gramStart"/>
       <w:r>
         <w:rPr>
           <w:b/>
@@ -2476,7 +2849,16 @@
           <w:bCs/>
           <w:color w:val="0D1B2A"/>
         </w:rPr>
-        <w:t>No Adequate Remedy at Law</w:t>
+        <w:t>No</w:t>
+      </w:r>
+      <w:proofErr w:type="gramEnd"/>
+      <w:r>
+        <w:rPr>
+          <w:b/>
+          <w:bCs/>
+          <w:color w:val="0D1B2A"/>
+        </w:rPr>
+        <w:t xml:space="preserve"> Adequate Remedy at Law</w:t>
       </w:r>
     </w:p>
     <w:p>
@@ -2603,6 +2985,7 @@
       <w:pPr>
         <w:spacing w:before="200" w:after="60"/>
       </w:pPr>
+      <w:proofErr w:type="gramStart"/>
       <w:r>
         <w:rPr>
           <w:b/>
@@ -2617,7 +3000,16 @@
           <w:bCs/>
           <w:color w:val="0D1B2A"/>
         </w:rPr>
-        <w:t>Governing Law</w:t>
+        <w:t>Governing</w:t>
+      </w:r>
+      <w:proofErr w:type="gramEnd"/>
+      <w:r>
+        <w:rPr>
+          <w:b/>
+          <w:bCs/>
+          <w:color w:val="0D1B2A"/>
+        </w:rPr>
+        <w:t xml:space="preserve"> Law</w:t>
       </w:r>
     </w:p>
     <w:p>
@@ -2636,6 +3028,7 @@
       <w:pPr>
         <w:spacing w:before="200" w:after="60"/>
       </w:pPr>
+      <w:proofErr w:type="gramStart"/>
       <w:r>
         <w:rPr>
           <w:b/>
@@ -2650,7 +3043,16 @@
           <w:bCs/>
           <w:color w:val="0D1B2A"/>
         </w:rPr>
-        <w:t>Jurisdiction and Venue</w:t>
+        <w:t>Jurisdiction</w:t>
+      </w:r>
+      <w:proofErr w:type="gramEnd"/>
+      <w:r>
+        <w:rPr>
+          <w:b/>
+          <w:bCs/>
+          <w:color w:val="0D1B2A"/>
+        </w:rPr>
+        <w:t xml:space="preserve"> and Venue</w:t>
       </w:r>
     </w:p>
     <w:p>
@@ -2669,6 +3071,7 @@
       <w:pPr>
         <w:spacing w:before="200" w:after="60"/>
       </w:pPr>
+      <w:proofErr w:type="gramStart"/>
       <w:r>
         <w:rPr>
           <w:b/>
@@ -2683,7 +3086,16 @@
           <w:bCs/>
           <w:color w:val="0D1B2A"/>
         </w:rPr>
-        <w:t>Dispute Resolution</w:t>
+        <w:t>Dispute</w:t>
+      </w:r>
+      <w:proofErr w:type="gramEnd"/>
+      <w:r>
+        <w:rPr>
+          <w:b/>
+          <w:bCs/>
+          <w:color w:val="0D1B2A"/>
+        </w:rPr>
+        <w:t xml:space="preserve"> Resolution</w:t>
       </w:r>
     </w:p>
     <w:p>
@@ -2702,6 +3114,7 @@
       <w:pPr>
         <w:spacing w:before="200" w:after="60"/>
       </w:pPr>
+      <w:proofErr w:type="gramStart"/>
       <w:r>
         <w:rPr>
           <w:b/>
@@ -2716,7 +3129,16 @@
           <w:bCs/>
           <w:color w:val="0D1B2A"/>
         </w:rPr>
-        <w:t>Entire Agreement</w:t>
+        <w:t>Entire</w:t>
+      </w:r>
+      <w:proofErr w:type="gramEnd"/>
+      <w:r>
+        <w:rPr>
+          <w:b/>
+          <w:bCs/>
+          <w:color w:val="0D1B2A"/>
+        </w:rPr>
+        <w:t xml:space="preserve"> Agreement</w:t>
       </w:r>
     </w:p>
     <w:p>
@@ -2735,6 +3157,7 @@
       <w:pPr>
         <w:spacing w:before="200" w:after="60"/>
       </w:pPr>
+      <w:proofErr w:type="gramStart"/>
       <w:r>
         <w:rPr>
           <w:b/>
@@ -2751,6 +3174,7 @@
         </w:rPr>
         <w:t>Amendment</w:t>
       </w:r>
+      <w:proofErr w:type="gramEnd"/>
     </w:p>
     <w:p>
       <w:pPr>
@@ -2768,6 +3192,7 @@
       <w:pPr>
         <w:spacing w:before="200" w:after="60"/>
       </w:pPr>
+      <w:proofErr w:type="gramStart"/>
       <w:r>
         <w:rPr>
           <w:b/>
@@ -2784,6 +3209,7 @@
         </w:rPr>
         <w:t>Waiver</w:t>
       </w:r>
+      <w:proofErr w:type="gramEnd"/>
     </w:p>
     <w:p>
       <w:pPr>
@@ -2801,6 +3227,7 @@
       <w:pPr>
         <w:spacing w:before="200" w:after="60"/>
       </w:pPr>
+      <w:proofErr w:type="gramStart"/>
       <w:r>
         <w:rPr>
           <w:b/>
@@ -2817,6 +3244,7 @@
         </w:rPr>
         <w:t>Severability</w:t>
       </w:r>
+      <w:proofErr w:type="gramEnd"/>
     </w:p>
     <w:p>
       <w:pPr>
@@ -2834,6 +3262,7 @@
       <w:pPr>
         <w:spacing w:before="200" w:after="60"/>
       </w:pPr>
+      <w:proofErr w:type="gramStart"/>
       <w:r>
         <w:rPr>
           <w:b/>
@@ -2851,6 +3280,7 @@
         </w:rPr>
         <w:t>Assignment</w:t>
       </w:r>
+      <w:proofErr w:type="gramEnd"/>
     </w:p>
     <w:p>
       <w:pPr>
@@ -2868,6 +3298,7 @@
       <w:pPr>
         <w:spacing w:before="200" w:after="60"/>
       </w:pPr>
+      <w:proofErr w:type="gramStart"/>
       <w:r>
         <w:rPr>
           <w:b/>
@@ -2882,7 +3313,16 @@
           <w:bCs/>
           <w:color w:val="0D1B2A"/>
         </w:rPr>
-        <w:t>Electronic Signatures</w:t>
+        <w:t>Electronic</w:t>
+      </w:r>
+      <w:proofErr w:type="gramEnd"/>
+      <w:r>
+        <w:rPr>
+          <w:b/>
+          <w:bCs/>
+          <w:color w:val="0D1B2A"/>
+        </w:rPr>
+        <w:t xml:space="preserve"> Signatures</w:t>
       </w:r>
     </w:p>
     <w:p>
@@ -2894,13 +3334,28 @@
         <w:rPr>
           <w:color w:val="0D1B2A"/>
         </w:rPr>
-        <w:t>The parties agree that electronic signatures, including signatures executed via DocuSign, Adobe Sign, or similar platforms, shall have the same legal force and effect as handwritten signatures. This Agreement may be executed and delivered electronically and shall be binding upon electronic execution. Electronic signatures comply with the Electronic Signatures in Global and National Commerce Act (ESIGN) and the Uniform Electronic Transactions Act (UETA).</w:t>
+        <w:t xml:space="preserve">The parties agree that electronic signatures, including signatures executed via </w:t>
+      </w:r>
+      <w:proofErr w:type="spellStart"/>
+      <w:r>
+        <w:rPr>
+          <w:color w:val="0D1B2A"/>
+        </w:rPr>
+        <w:t>DocuSign</w:t>
+      </w:r>
+      <w:proofErr w:type="spellEnd"/>
+      <w:r>
+        <w:rPr>
+          <w:color w:val="0D1B2A"/>
+        </w:rPr>
+        <w:t>, Adobe Sign, or similar platforms, shall have the same legal force and effect as handwritten signatures. This Agreement may be executed and delivered electronically and shall be binding upon electronic execution. Electronic signatures comply with the Electronic Signatures in Global and National Commerce Act (ESIGN) and the Uniform Electronic Transactions Act (UETA).</w:t>
       </w:r>
     </w:p>
     <w:p>
       <w:pPr>
         <w:spacing w:before="200" w:after="60"/>
       </w:pPr>
+      <w:proofErr w:type="gramStart"/>
       <w:r>
         <w:rPr>
           <w:b/>
@@ -2917,6 +3372,7 @@
         </w:rPr>
         <w:t>Counterparts</w:t>
       </w:r>
+      <w:proofErr w:type="gramEnd"/>
     </w:p>
     <w:p>
       <w:pPr>
@@ -2934,6 +3390,7 @@
       <w:pPr>
         <w:spacing w:before="200" w:after="60"/>
       </w:pPr>
+      <w:proofErr w:type="gramStart"/>
       <w:r>
         <w:rPr>
           <w:b/>
@@ -2950,6 +3407,7 @@
         </w:rPr>
         <w:t>Notices</w:t>
       </w:r>
+      <w:proofErr w:type="gramEnd"/>
     </w:p>
     <w:p>
       <w:pPr>
@@ -2967,6 +3425,7 @@
       <w:pPr>
         <w:spacing w:before="200" w:after="60"/>
       </w:pPr>
+      <w:proofErr w:type="gramStart"/>
       <w:r>
         <w:rPr>
           <w:b/>
@@ -2983,6 +3442,7 @@
         </w:rPr>
         <w:t>Construction</w:t>
       </w:r>
+      <w:proofErr w:type="gramEnd"/>
     </w:p>
     <w:p>
       <w:pPr>
@@ -3000,6 +3460,7 @@
       <w:pPr>
         <w:spacing w:before="200" w:after="60"/>
       </w:pPr>
+      <w:proofErr w:type="gramStart"/>
       <w:r>
         <w:rPr>
           <w:b/>
@@ -3016,6 +3477,7 @@
         </w:rPr>
         <w:t>Acknowledgment</w:t>
       </w:r>
+      <w:proofErr w:type="gramEnd"/>
     </w:p>
     <w:p>
       <w:pPr>
@@ -3068,7 +3530,15 @@
           <w:iCs/>
           <w:color w:val="8A9BB0"/>
         </w:rPr>
-        <w:t>Apps on Demand LLC d/b/a NexCort iQ — Confidentiality and Non-Disclosure Agreement</w:t>
+        <w:t>Apps on Demand LLC</w:t>
+      </w:r>
+      <w:r>
+        <w:rPr>
+          <w:i/>
+          <w:iCs/>
+          <w:color w:val="8A9BB0"/>
+        </w:rPr>
+        <w:t xml:space="preserve"> — Confidentiality and Non-Disclosure Agreement</w:t>
       </w:r>
     </w:p>
     <w:p>
@@ -3151,7 +3621,7 @@
                 <w:bCs/>
                 <w:color w:val="FFFFFF"/>
               </w:rPr>
-              <w:t>APPS ON DEMAND LLC d/b/a NexCort iQ</w:t>
+              <w:t>Apps on Demand LLC</w:t>
             </w:r>
           </w:p>
         </w:tc>
@@ -3776,7 +4246,27 @@
           <w:sz w:val="18"/>
           <w:szCs w:val="18"/>
         </w:rPr>
-        <w:t>This document is CONFIDENTIAL and PROPRIETARY to Apps on Demand LLC d/b/a NexCort iQ. Unauthorized reproduction or distribution is strictly prohibited.</w:t>
+        <w:t xml:space="preserve">This document is CONFIDENTIAL and PROPRIETARY to </w:t>
+      </w:r>
+      <w:r>
+        <w:rPr>
+          <w:i/>
+          <w:iCs/>
+          <w:color w:val="8A9BB0"/>
+          <w:sz w:val="18"/>
+          <w:szCs w:val="18"/>
+        </w:rPr>
+        <w:t>Apps on Demand LLC</w:t>
+      </w:r>
+      <w:r>
+        <w:rPr>
+          <w:i/>
+          <w:iCs/>
+          <w:color w:val="8A9BB0"/>
+          <w:sz w:val="18"/>
+          <w:szCs w:val="18"/>
+        </w:rPr>
+        <w:t>. Unauthorized reproduction or distribution is strictly prohibited.</w:t>
       </w:r>
     </w:p>
     <w:sectPr>
@@ -3842,7 +4332,43 @@
         <w:sz w:val="18"/>
         <w:szCs w:val="18"/>
       </w:rPr>
-      <w:t>Apps on Demand LLC d/b/a NexCort iQ  |  Confidential &amp; Proprietary  |  nexcortiq.us</w:t>
+      <w:t xml:space="preserve">Apps on Demand </w:t>
+    </w:r>
+    <w:proofErr w:type="gramStart"/>
+    <w:r>
+      <w:rPr>
+        <w:color w:val="8A9BB0"/>
+        <w:sz w:val="18"/>
+        <w:szCs w:val="18"/>
+      </w:rPr>
+      <w:t>LLC  |</w:t>
+    </w:r>
+    <w:proofErr w:type="gramEnd"/>
+    <w:r>
+      <w:rPr>
+        <w:color w:val="8A9BB0"/>
+        <w:sz w:val="18"/>
+        <w:szCs w:val="18"/>
+      </w:rPr>
+      <w:t xml:space="preserve">  Confidential &amp; </w:t>
+    </w:r>
+    <w:proofErr w:type="gramStart"/>
+    <w:r>
+      <w:rPr>
+        <w:color w:val="8A9BB0"/>
+        <w:sz w:val="18"/>
+        <w:szCs w:val="18"/>
+      </w:rPr>
+      <w:t>Proprietary  |</w:t>
+    </w:r>
+    <w:proofErr w:type="gramEnd"/>
+    <w:r>
+      <w:rPr>
+        <w:color w:val="8A9BB0"/>
+        <w:sz w:val="18"/>
+        <w:szCs w:val="18"/>
+      </w:rPr>
+      <w:t xml:space="preserve">  nexcortiq.us</w:t>
     </w:r>
     <w:r>
       <w:rPr>
@@ -3982,40 +4508,6 @@
     <w:pPr>
       <w:pStyle w:val="Header"/>
     </w:pPr>
-    <w:r>
-      <w:rPr>
-        <w:noProof/>
-      </w:rPr>
-      <w:pict w14:anchorId="186731CC">
-        <v:shapetype id="_x0000_t136" coordsize="21600,21600" o:spt="136" adj="10800" path="m@7,l@8,m@5,21600l@6,21600e">
-          <v:formulas>
-            <v:f eqn="sum #0 0 10800"/>
-            <v:f eqn="prod #0 2 1"/>
-            <v:f eqn="sum 21600 0 @1"/>
-            <v:f eqn="sum 0 0 @2"/>
-            <v:f eqn="sum 21600 0 @3"/>
-            <v:f eqn="if @0 @3 0"/>
-            <v:f eqn="if @0 21600 @1"/>
-            <v:f eqn="if @0 0 @2"/>
-            <v:f eqn="if @0 @4 21600"/>
-            <v:f eqn="mid @5 @6"/>
-            <v:f eqn="mid @8 @5"/>
-            <v:f eqn="mid @7 @8"/>
-            <v:f eqn="mid @6 @7"/>
-            <v:f eqn="sum @6 0 @5"/>
-          </v:formulas>
-          <v:path textpathok="t" o:connecttype="custom" o:connectlocs="@9,0;@10,10800;@11,21600;@12,10800" o:connectangles="270,180,90,0"/>
-          <v:textpath on="t" fitshape="t"/>
-          <v:handles>
-            <v:h position="#0,bottomRight" xrange="6629,14971"/>
-          </v:handles>
-          <o:lock v:ext="edit" text="t" shapetype="t"/>
-        </v:shapetype>
-        <v:shape id="PowerPlusWaterMarkObject2176862892" o:spid="_x0000_s1027" type="#_x0000_t136" alt="" style="position:absolute;margin-left:0;margin-top:0;width:510.45pt;height:174.3pt;rotation:315;z-index:-251655168;mso-wrap-edited:f;mso-width-percent:0;mso-height-percent:0;mso-position-horizontal:center;mso-position-horizontal-relative:margin;mso-position-vertical:center;mso-position-vertical-relative:margin;mso-width-percent:0;mso-height-percent:0" o:allowincell="f" fillcolor="#002060" stroked="f">
-          <v:textpath style="font-family:&quot;Arial&quot;;font-size:1pt;font-weight:bold;font-style:italic" string="DRAFT"/>
-        </v:shape>
-      </w:pict>
-    </w:r>
   </w:p>
 </w:hdr>
 </file>
@@ -4032,40 +4524,6 @@
       </w:tabs>
       <w:spacing w:after="80"/>
     </w:pPr>
-    <w:r>
-      <w:rPr>
-        <w:noProof/>
-      </w:rPr>
-      <w:pict w14:anchorId="0063C18D">
-        <v:shapetype id="_x0000_t136" coordsize="21600,21600" o:spt="136" adj="10800" path="m@7,l@8,m@5,21600l@6,21600e">
-          <v:formulas>
-            <v:f eqn="sum #0 0 10800"/>
-            <v:f eqn="prod #0 2 1"/>
-            <v:f eqn="sum 21600 0 @1"/>
-            <v:f eqn="sum 0 0 @2"/>
-            <v:f eqn="sum 21600 0 @3"/>
-            <v:f eqn="if @0 @3 0"/>
-            <v:f eqn="if @0 21600 @1"/>
-            <v:f eqn="if @0 0 @2"/>
-            <v:f eqn="if @0 @4 21600"/>
-            <v:f eqn="mid @5 @6"/>
-            <v:f eqn="mid @8 @5"/>
-            <v:f eqn="mid @7 @8"/>
-            <v:f eqn="mid @6 @7"/>
-            <v:f eqn="sum @6 0 @5"/>
-          </v:formulas>
-          <v:path textpathok="t" o:connecttype="custom" o:connectlocs="@9,0;@10,10800;@11,21600;@12,10800" o:connectangles="270,180,90,0"/>
-          <v:textpath on="t" fitshape="t"/>
-          <v:handles>
-            <v:h position="#0,bottomRight" xrange="6629,14971"/>
-          </v:handles>
-          <o:lock v:ext="edit" text="t" shapetype="t"/>
-        </v:shapetype>
-        <v:shape id="PowerPlusWaterMarkObject2176862893" o:spid="_x0000_s1026" type="#_x0000_t136" alt="" style="position:absolute;margin-left:0;margin-top:0;width:510.45pt;height:174.3pt;rotation:315;z-index:-251653120;mso-wrap-edited:f;mso-width-percent:0;mso-height-percent:0;mso-position-horizontal:center;mso-position-horizontal-relative:margin;mso-position-vertical:center;mso-position-vertical-relative:margin;mso-width-percent:0;mso-height-percent:0" o:allowincell="f" fillcolor="#002060" stroked="f">
-          <v:textpath style="font-family:&quot;Arial&quot;;font-size:1pt;font-weight:bold;font-style:italic" string="DRAFT"/>
-        </v:shape>
-      </w:pict>
-    </w:r>
     <w:r>
       <w:rPr>
         <w:b/>
@@ -4095,40 +4553,6 @@
     <w:pPr>
       <w:pStyle w:val="Header"/>
     </w:pPr>
-    <w:r>
-      <w:rPr>
-        <w:noProof/>
-      </w:rPr>
-      <w:pict w14:anchorId="0531D9D5">
-        <v:shapetype id="_x0000_t136" coordsize="21600,21600" o:spt="136" adj="10800" path="m@7,l@8,m@5,21600l@6,21600e">
-          <v:formulas>
-            <v:f eqn="sum #0 0 10800"/>
-            <v:f eqn="prod #0 2 1"/>
-            <v:f eqn="sum 21600 0 @1"/>
-            <v:f eqn="sum 0 0 @2"/>
-            <v:f eqn="sum 21600 0 @3"/>
-            <v:f eqn="if @0 @3 0"/>
-            <v:f eqn="if @0 21600 @1"/>
-            <v:f eqn="if @0 0 @2"/>
-            <v:f eqn="if @0 @4 21600"/>
-            <v:f eqn="mid @5 @6"/>
-            <v:f eqn="mid @8 @5"/>
-            <v:f eqn="mid @7 @8"/>
-            <v:f eqn="mid @6 @7"/>
-            <v:f eqn="sum @6 0 @5"/>
-          </v:formulas>
-          <v:path textpathok="t" o:connecttype="custom" o:connectlocs="@9,0;@10,10800;@11,21600;@12,10800" o:connectangles="270,180,90,0"/>
-          <v:textpath on="t" fitshape="t"/>
-          <v:handles>
-            <v:h position="#0,bottomRight" xrange="6629,14971"/>
-          </v:handles>
-          <o:lock v:ext="edit" text="t" shapetype="t"/>
-        </v:shapetype>
-        <v:shape id="PowerPlusWaterMarkObject2176862891" o:spid="_x0000_s1025" type="#_x0000_t136" alt="" style="position:absolute;margin-left:0;margin-top:0;width:510.45pt;height:174.3pt;rotation:315;z-index:-251657216;mso-wrap-edited:f;mso-width-percent:0;mso-height-percent:0;mso-position-horizontal:center;mso-position-horizontal-relative:margin;mso-position-vertical:center;mso-position-vertical-relative:margin;mso-width-percent:0;mso-height-percent:0" o:allowincell="f" fillcolor="#002060" stroked="f">
-          <v:textpath style="font-family:&quot;Arial&quot;;font-size:1pt;font-weight:bold;font-style:italic" string="DRAFT"/>
-        </v:shape>
-      </w:pict>
-    </w:r>
   </w:p>
 </w:hdr>
 </file>
